--- a/agent/themes/minimal.docx
+++ b/agent/themes/minimal.docx
@@ -245,6 +245,72 @@
       <w:szCs w:val="18"/>
     </w:rPr>
   </w:style>
+  <w:style w:type="paragraph" w:styleId="CoverTitle">
+    <w:name w:val="Cover Title"/>
+    <w:basedOn w:val="Normal"/>
+    <w:next w:val="CoverMeta"/>
+    <w:qFormat/>
+    <w:pPr>
+      <w:keepNext/>
+      <w:keepLines/>
+      <w:spacing w:before="0" w:after="160" w:line="807" w:lineRule="auto"/>
+    </w:pPr>
+    <w:rPr>
+      <w:rFonts w:ascii="Liberation Sans" w:hAnsi="Liberation Sans" w:cs="Liberation Sans" w:eastAsia="Liberation Sans"/>
+      <w:b/>
+      <w:color w:val="1A1A1A"/>
+      <w:sz w:val="62"/>
+      <w:szCs w:val="62"/>
+    </w:rPr>
+  </w:style>
+  <w:style w:type="paragraph" w:styleId="CoverMeta">
+    <w:name w:val="Cover Meta"/>
+    <w:basedOn w:val="Normal"/>
+    <w:next w:val="CoverMeta"/>
+    <w:qFormat/>
+    <w:pPr>
+      <w:spacing w:before="0" w:after="60" w:line="299" w:lineRule="auto"/>
+    </w:pPr>
+    <w:rPr>
+      <w:rFonts w:ascii="Liberation Sans" w:hAnsi="Liberation Sans" w:cs="Liberation Sans" w:eastAsia="Liberation Sans"/>
+      <w:color w:val="6B6B6B"/>
+      <w:sz w:val="23"/>
+      <w:szCs w:val="23"/>
+    </w:rPr>
+  </w:style>
+  <w:style w:type="paragraph" w:styleId="DocumentControl">
+    <w:name w:val="Document Control"/>
+    <w:basedOn w:val="Normal"/>
+    <w:next w:val="DocumentControl"/>
+    <w:qFormat/>
+    <w:pPr>
+      <w:spacing w:before="0" w:after="40" w:line="234" w:lineRule="auto"/>
+    </w:pPr>
+    <w:rPr>
+      <w:rFonts w:ascii="Liberation Sans" w:hAnsi="Liberation Sans" w:cs="Liberation Sans" w:eastAsia="Liberation Sans"/>
+      <w:color w:val="1A1A1A"/>
+      <w:sz w:val="18"/>
+      <w:szCs w:val="18"/>
+    </w:rPr>
+  </w:style>
+  <w:style w:type="paragraph" w:styleId="TocEntry">
+    <w:name w:val="Toc Entry"/>
+    <w:basedOn w:val="Normal"/>
+    <w:next w:val="TocEntry"/>
+    <w:qFormat/>
+    <w:pPr>
+      <w:tabs>
+        <w:tab w:val="right" w:leader="dot" w:pos="9638"/>
+      </w:tabs>
+      <w:spacing w:before="0" w:after="40" w:line="273" w:lineRule="auto"/>
+    </w:pPr>
+    <w:rPr>
+      <w:rFonts w:ascii="Liberation Sans" w:hAnsi="Liberation Sans" w:cs="Liberation Sans" w:eastAsia="Liberation Sans"/>
+      <w:color w:val="1A1A1A"/>
+      <w:sz w:val="21"/>
+      <w:szCs w:val="21"/>
+    </w:rPr>
+  </w:style>
   <w:style w:type="character" w:styleId="Figure">
     <w:name w:val="Figure"/>
     <w:basedOn w:val="DefaultParagraphFont"/>
@@ -393,6 +459,53 @@
       </w:rPr>
     </w:tblStylePr>
   </w:style>
+  <w:style w:type="table" w:styleId="TableSignature">
+    <w:name w:val="Table Signature"/>
+    <w:basedOn w:val="NormalTable"/>
+    <w:qFormat/>
+    <w:pPr>
+      <w:spacing w:before="0" w:after="0" w:line="240" w:lineRule="auto"/>
+    </w:pPr>
+    <w:rPr>
+      <w:rFonts w:ascii="Liberation Sans" w:hAnsi="Liberation Sans" w:cs="Liberation Sans" w:eastAsia="Liberation Sans"/>
+      <w:color w:val="1A1A1A"/>
+      <w:sz w:val="18"/>
+      <w:szCs w:val="18"/>
+    </w:rPr>
+    <w:tblPr>
+      <w:tblBorders>
+        <w:top w:val="single" w:sz="4" w:space="0" w:color="DCDCDC"/>
+        <w:left w:val="single" w:sz="4" w:space="0" w:color="DCDCDC"/>
+        <w:bottom w:val="single" w:sz="4" w:space="0" w:color="DCDCDC"/>
+        <w:right w:val="single" w:sz="4" w:space="0" w:color="DCDCDC"/>
+        <w:insideH w:val="single" w:sz="4" w:space="0" w:color="DCDCDC"/>
+        <w:insideV w:val="single" w:sz="4" w:space="0" w:color="DCDCDC"/>
+      </w:tblBorders>
+      <w:tblCellMar>
+        <w:top w:w="80" w:type="dxa"/>
+        <w:left w:w="100" w:type="dxa"/>
+        <w:bottom w:w="80" w:type="dxa"/>
+        <w:right w:w="100" w:type="dxa"/>
+      </w:tblCellMar>
+    </w:tblPr>
+    <w:trPr>
+      <w:trHeight w:val="907" w:hRule="atLeast"/>
+    </w:trPr>
+    <w:tblStylePr w:type="firstRow">
+      <w:pPr>
+        <w:keepNext/>
+        <w:spacing w:before="0" w:after="0"/>
+      </w:pPr>
+      <w:rPr>
+        <w:rFonts w:ascii="Liberation Sans" w:hAnsi="Liberation Sans" w:cs="Liberation Sans" w:eastAsia="Liberation Sans"/>
+        <w:b/>
+        <w:caps/>
+        <w:color w:val="1A1A1A"/>
+        <w:sz w:val="18"/>
+        <w:szCs w:val="18"/>
+      </w:rPr>
+    </w:tblStylePr>
+  </w:style>
   <w:style w:type="table" w:styleId="LayoutTable">
     <w:name w:val="Layout Table"/>
     <w:basedOn w:val="NormalTable"/>
